--- a/demo/fictional/F05/F05.docx
+++ b/demo/fictional/F05/F05.docx
@@ -1435,7 +1435,7 @@
           <w:sz w:val="13"/>
           <w:szCs w:val="13"/>
         </w:rPr>
-        <w:t xml:space="preserve">Page 1</w:t>
+        <w:t xml:space="preserve">Scan page 1</w:t>
       </w:r>
     </w:p>
     <w:p>
@@ -2250,7 +2250,7 @@
           <w:sz w:val="13"/>
           <w:szCs w:val="13"/>
         </w:rPr>
-        <w:t xml:space="preserve">Page 2</w:t>
+        <w:t xml:space="preserve">Scan page 2</w:t>
       </w:r>
     </w:p>
     <w:p>
@@ -6774,7 +6774,7 @@
           <w:sz w:val="13"/>
           <w:szCs w:val="13"/>
         </w:rPr>
-        <w:t xml:space="preserve">Page 3</w:t>
+        <w:t xml:space="preserve">Scan page 3</w:t>
       </w:r>
     </w:p>
     <w:p>
@@ -8027,7 +8027,7 @@
           <w:sz w:val="13"/>
           <w:szCs w:val="13"/>
         </w:rPr>
-        <w:t xml:space="preserve">Page 4</w:t>
+        <w:t xml:space="preserve">Scan page 4</w:t>
       </w:r>
     </w:p>
     <w:p>
@@ -9623,7 +9623,7 @@
           <w:sz w:val="13"/>
           <w:szCs w:val="13"/>
         </w:rPr>
-        <w:t xml:space="preserve">Page 5</w:t>
+        <w:t xml:space="preserve">Scan page 5</w:t>
       </w:r>
     </w:p>
     <w:p>
@@ -10058,7 +10058,7 @@
           <w:sz w:val="13"/>
           <w:szCs w:val="13"/>
         </w:rPr>
-        <w:t xml:space="preserve">Page 6</w:t>
+        <w:t xml:space="preserve">Scan page 6</w:t>
       </w:r>
     </w:p>
     <w:p>
@@ -10630,7 +10630,7 @@
           <w:sz w:val="13"/>
           <w:szCs w:val="13"/>
         </w:rPr>
-        <w:t xml:space="preserve">Page 7</w:t>
+        <w:t xml:space="preserve">Scan page 7</w:t>
       </w:r>
     </w:p>
     <w:p>
@@ -11345,7 +11345,7 @@
           <w:sz w:val="13"/>
           <w:szCs w:val="13"/>
         </w:rPr>
-        <w:t xml:space="preserve">Page 8</w:t>
+        <w:t xml:space="preserve">Scan page 8</w:t>
       </w:r>
     </w:p>
     <w:p>
@@ -12350,7 +12350,7 @@
           <w:sz w:val="13"/>
           <w:szCs w:val="13"/>
         </w:rPr>
-        <w:t xml:space="preserve">Page 9</w:t>
+        <w:t xml:space="preserve">Scan page 9</w:t>
       </w:r>
     </w:p>
     <w:p>
@@ -12910,7 +12910,7 @@
           <w:sz w:val="13"/>
           <w:szCs w:val="13"/>
         </w:rPr>
-        <w:t xml:space="preserve">Page 10</w:t>
+        <w:t xml:space="preserve">Scan page 10</w:t>
       </w:r>
     </w:p>
     <w:p>
@@ -13142,7 +13142,7 @@
           <w:sz w:val="13"/>
           <w:szCs w:val="13"/>
         </w:rPr>
-        <w:t xml:space="preserve">Page 11</w:t>
+        <w:t xml:space="preserve">Scan page 11</w:t>
       </w:r>
     </w:p>
     <w:p>
@@ -13466,7 +13466,7 @@
           <w:sz w:val="13"/>
           <w:szCs w:val="13"/>
         </w:rPr>
-        <w:t xml:space="preserve">Page 12</w:t>
+        <w:t xml:space="preserve">Scan page 12</w:t>
       </w:r>
     </w:p>
     <w:p>
